--- a/paper/Explainable_ChestXray_Paper_IJSR.docx
+++ b/paper/Explainable_ChestXray_Paper_IJSR.docx
@@ -846,13 +846,13 @@
     <w:tbl>
       <w:tblPr>
         <w:tblStyle w:val="TableGrid"/>
-        <w:tblW w:type="auto" w:w="0"/>
+        <w:tblW w:type="dxa" w:w="4925"/>
         <w:tblLayout w:type="fixed"/>
         <w:tblLook w:firstColumn="1" w:firstRow="1" w:lastColumn="0" w:lastRow="0" w:noHBand="0" w:noVBand="1" w:val="04A0"/>
       </w:tblPr>
       <w:tblGrid>
-        <w:gridCol w:w="5068"/>
-        <w:gridCol w:w="5068"/>
+        <w:gridCol w:w="1955"/>
+        <w:gridCol w:w="2970"/>
       </w:tblGrid>
       <w:tr>
         <w:tc>
@@ -883,7 +883,7 @@
         </w:tc>
         <w:tc>
           <w:tcPr>
-            <w:tcW w:type="dxa" w:w="2969"/>
+            <w:tcW w:type="dxa" w:w="2970"/>
           </w:tcPr>
           <w:p>
             <w:pPr>
@@ -936,7 +936,7 @@
         </w:tc>
         <w:tc>
           <w:tcPr>
-            <w:tcW w:type="dxa" w:w="2969"/>
+            <w:tcW w:type="dxa" w:w="2970"/>
           </w:tcPr>
           <w:p>
             <w:pPr>
@@ -988,7 +988,7 @@
         </w:tc>
         <w:tc>
           <w:tcPr>
-            <w:tcW w:type="dxa" w:w="2969"/>
+            <w:tcW w:type="dxa" w:w="2970"/>
           </w:tcPr>
           <w:p>
             <w:pPr>
@@ -1040,7 +1040,7 @@
         </w:tc>
         <w:tc>
           <w:tcPr>
-            <w:tcW w:type="dxa" w:w="2969"/>
+            <w:tcW w:type="dxa" w:w="2970"/>
           </w:tcPr>
           <w:p>
             <w:pPr>
@@ -1092,7 +1092,7 @@
         </w:tc>
         <w:tc>
           <w:tcPr>
-            <w:tcW w:type="dxa" w:w="2969"/>
+            <w:tcW w:type="dxa" w:w="2970"/>
           </w:tcPr>
           <w:p>
             <w:pPr>
@@ -1144,7 +1144,7 @@
         </w:tc>
         <w:tc>
           <w:tcPr>
-            <w:tcW w:type="dxa" w:w="2969"/>
+            <w:tcW w:type="dxa" w:w="2970"/>
           </w:tcPr>
           <w:p>
             <w:pPr>
@@ -1196,7 +1196,7 @@
         </w:tc>
         <w:tc>
           <w:tcPr>
-            <w:tcW w:type="dxa" w:w="2969"/>
+            <w:tcW w:type="dxa" w:w="2970"/>
           </w:tcPr>
           <w:p>
             <w:pPr>
@@ -1248,7 +1248,7 @@
         </w:tc>
         <w:tc>
           <w:tcPr>
-            <w:tcW w:type="dxa" w:w="2969"/>
+            <w:tcW w:type="dxa" w:w="2970"/>
           </w:tcPr>
           <w:p>
             <w:pPr>
@@ -1300,7 +1300,7 @@
         </w:tc>
         <w:tc>
           <w:tcPr>
-            <w:tcW w:type="dxa" w:w="2969"/>
+            <w:tcW w:type="dxa" w:w="2970"/>
           </w:tcPr>
           <w:p>
             <w:pPr>
@@ -1408,14 +1408,14 @@
     <w:tbl>
       <w:tblPr>
         <w:tblStyle w:val="TableGrid"/>
-        <w:tblW w:type="auto" w:w="0"/>
+        <w:tblW w:type="dxa" w:w="4925"/>
         <w:tblLayout w:type="fixed"/>
         <w:tblLook w:firstColumn="1" w:firstRow="1" w:lastColumn="0" w:lastRow="0" w:noHBand="0" w:noVBand="1" w:val="04A0"/>
       </w:tblPr>
       <w:tblGrid>
-        <w:gridCol w:w="3379"/>
-        <w:gridCol w:w="3379"/>
-        <w:gridCol w:w="3379"/>
+        <w:gridCol w:w="2028"/>
+        <w:gridCol w:w="1448"/>
+        <w:gridCol w:w="1449"/>
       </w:tblGrid>
       <w:tr>
         <w:tc>
@@ -1472,7 +1472,7 @@
         </w:tc>
         <w:tc>
           <w:tcPr>
-            <w:tcW w:type="dxa" w:w="1448"/>
+            <w:tcW w:type="dxa" w:w="1449"/>
           </w:tcPr>
           <w:p>
             <w:pPr>
@@ -1550,7 +1550,7 @@
         </w:tc>
         <w:tc>
           <w:tcPr>
-            <w:tcW w:type="dxa" w:w="1448"/>
+            <w:tcW w:type="dxa" w:w="1449"/>
           </w:tcPr>
           <w:p>
             <w:pPr>
@@ -1627,7 +1627,7 @@
         </w:tc>
         <w:tc>
           <w:tcPr>
-            <w:tcW w:type="dxa" w:w="1448"/>
+            <w:tcW w:type="dxa" w:w="1449"/>
           </w:tcPr>
           <w:p>
             <w:pPr>
@@ -1704,7 +1704,7 @@
         </w:tc>
         <w:tc>
           <w:tcPr>
-            <w:tcW w:type="dxa" w:w="1448"/>
+            <w:tcW w:type="dxa" w:w="1449"/>
           </w:tcPr>
           <w:p>
             <w:pPr>
@@ -1781,7 +1781,7 @@
         </w:tc>
         <w:tc>
           <w:tcPr>
-            <w:tcW w:type="dxa" w:w="1448"/>
+            <w:tcW w:type="dxa" w:w="1449"/>
           </w:tcPr>
           <w:p>
             <w:pPr>
@@ -1858,7 +1858,7 @@
         </w:tc>
         <w:tc>
           <w:tcPr>
-            <w:tcW w:type="dxa" w:w="1448"/>
+            <w:tcW w:type="dxa" w:w="1449"/>
           </w:tcPr>
           <w:p>
             <w:pPr>
@@ -1935,7 +1935,7 @@
         </w:tc>
         <w:tc>
           <w:tcPr>
-            <w:tcW w:type="dxa" w:w="1448"/>
+            <w:tcW w:type="dxa" w:w="1449"/>
           </w:tcPr>
           <w:p>
             <w:pPr>
@@ -2003,19 +2003,19 @@
     <w:tbl>
       <w:tblPr>
         <w:tblStyle w:val="TableGrid"/>
-        <w:tblW w:type="auto" w:w="0"/>
+        <w:tblW w:type="dxa" w:w="4925"/>
         <w:tblLayout w:type="fixed"/>
         <w:tblLook w:firstColumn="1" w:firstRow="1" w:lastColumn="0" w:lastRow="0" w:noHBand="0" w:noVBand="1" w:val="04A0"/>
       </w:tblPr>
       <w:tblGrid>
-        <w:gridCol w:w="3379"/>
-        <w:gridCol w:w="3379"/>
-        <w:gridCol w:w="3379"/>
+        <w:gridCol w:w="1440"/>
+        <w:gridCol w:w="1742"/>
+        <w:gridCol w:w="1743"/>
       </w:tblGrid>
       <w:tr>
         <w:tc>
           <w:tcPr>
-            <w:tcW w:type="dxa" w:w="1238"/>
+            <w:tcW w:type="dxa" w:w="1440"/>
           </w:tcPr>
           <w:p>
             <w:pPr>
@@ -2041,7 +2041,7 @@
         </w:tc>
         <w:tc>
           <w:tcPr>
-            <w:tcW w:type="dxa" w:w="1843"/>
+            <w:tcW w:type="dxa" w:w="1742"/>
           </w:tcPr>
           <w:p>
             <w:pPr>
@@ -2067,7 +2067,7 @@
         </w:tc>
         <w:tc>
           <w:tcPr>
-            <w:tcW w:type="dxa" w:w="1843"/>
+            <w:tcW w:type="dxa" w:w="1743"/>
           </w:tcPr>
           <w:p>
             <w:pPr>
@@ -2095,7 +2095,7 @@
       <w:tr>
         <w:tc>
           <w:tcPr>
-            <w:tcW w:type="dxa" w:w="1238"/>
+            <w:tcW w:type="dxa" w:w="1440"/>
           </w:tcPr>
           <w:p>
             <w:pPr>
@@ -2120,7 +2120,7 @@
         </w:tc>
         <w:tc>
           <w:tcPr>
-            <w:tcW w:type="dxa" w:w="1843"/>
+            <w:tcW w:type="dxa" w:w="1742"/>
           </w:tcPr>
           <w:p>
             <w:pPr>
@@ -2145,7 +2145,7 @@
         </w:tc>
         <w:tc>
           <w:tcPr>
-            <w:tcW w:type="dxa" w:w="1843"/>
+            <w:tcW w:type="dxa" w:w="1743"/>
           </w:tcPr>
           <w:p>
             <w:pPr>
@@ -2172,7 +2172,7 @@
       <w:tr>
         <w:tc>
           <w:tcPr>
-            <w:tcW w:type="dxa" w:w="1238"/>
+            <w:tcW w:type="dxa" w:w="1440"/>
           </w:tcPr>
           <w:p>
             <w:pPr>
@@ -2197,7 +2197,7 @@
         </w:tc>
         <w:tc>
           <w:tcPr>
-            <w:tcW w:type="dxa" w:w="1843"/>
+            <w:tcW w:type="dxa" w:w="1742"/>
           </w:tcPr>
           <w:p>
             <w:pPr>
@@ -2222,7 +2222,7 @@
         </w:tc>
         <w:tc>
           <w:tcPr>
-            <w:tcW w:type="dxa" w:w="1843"/>
+            <w:tcW w:type="dxa" w:w="1743"/>
           </w:tcPr>
           <w:p>
             <w:pPr>
@@ -2249,7 +2249,7 @@
       <w:tr>
         <w:tc>
           <w:tcPr>
-            <w:tcW w:type="dxa" w:w="1238"/>
+            <w:tcW w:type="dxa" w:w="1440"/>
           </w:tcPr>
           <w:p>
             <w:pPr>
@@ -2274,7 +2274,7 @@
         </w:tc>
         <w:tc>
           <w:tcPr>
-            <w:tcW w:type="dxa" w:w="1843"/>
+            <w:tcW w:type="dxa" w:w="1742"/>
           </w:tcPr>
           <w:p>
             <w:pPr>
@@ -2299,7 +2299,7 @@
         </w:tc>
         <w:tc>
           <w:tcPr>
-            <w:tcW w:type="dxa" w:w="1843"/>
+            <w:tcW w:type="dxa" w:w="1743"/>
           </w:tcPr>
           <w:p>
             <w:pPr>
@@ -2326,7 +2326,7 @@
       <w:tr>
         <w:tc>
           <w:tcPr>
-            <w:tcW w:type="dxa" w:w="1238"/>
+            <w:tcW w:type="dxa" w:w="1440"/>
           </w:tcPr>
           <w:p>
             <w:pPr>
@@ -2351,7 +2351,7 @@
         </w:tc>
         <w:tc>
           <w:tcPr>
-            <w:tcW w:type="dxa" w:w="1843"/>
+            <w:tcW w:type="dxa" w:w="1742"/>
           </w:tcPr>
           <w:p>
             <w:pPr>
@@ -2376,7 +2376,7 @@
         </w:tc>
         <w:tc>
           <w:tcPr>
-            <w:tcW w:type="dxa" w:w="1843"/>
+            <w:tcW w:type="dxa" w:w="1743"/>
           </w:tcPr>
           <w:p>
             <w:pPr>
@@ -2477,14 +2477,14 @@
     <w:tbl>
       <w:tblPr>
         <w:tblStyle w:val="TableGrid"/>
-        <w:tblW w:type="auto" w:w="0"/>
+        <w:tblW w:type="dxa" w:w="4925"/>
         <w:tblLayout w:type="fixed"/>
         <w:tblLook w:firstColumn="1" w:firstRow="1" w:lastColumn="0" w:lastRow="0" w:noHBand="0" w:noVBand="1" w:val="04A0"/>
       </w:tblPr>
       <w:tblGrid>
-        <w:gridCol w:w="3379"/>
-        <w:gridCol w:w="3379"/>
-        <w:gridCol w:w="3379"/>
+        <w:gridCol w:w="2028"/>
+        <w:gridCol w:w="1448"/>
+        <w:gridCol w:w="1449"/>
       </w:tblGrid>
       <w:tr>
         <w:tc>
@@ -2541,7 +2541,7 @@
         </w:tc>
         <w:tc>
           <w:tcPr>
-            <w:tcW w:type="dxa" w:w="1448"/>
+            <w:tcW w:type="dxa" w:w="1449"/>
           </w:tcPr>
           <w:p>
             <w:pPr>
@@ -2619,7 +2619,7 @@
         </w:tc>
         <w:tc>
           <w:tcPr>
-            <w:tcW w:type="dxa" w:w="1448"/>
+            <w:tcW w:type="dxa" w:w="1449"/>
           </w:tcPr>
           <w:p>
             <w:pPr>
@@ -2696,7 +2696,7 @@
         </w:tc>
         <w:tc>
           <w:tcPr>
-            <w:tcW w:type="dxa" w:w="1448"/>
+            <w:tcW w:type="dxa" w:w="1449"/>
           </w:tcPr>
           <w:p>
             <w:pPr>
@@ -2773,7 +2773,7 @@
         </w:tc>
         <w:tc>
           <w:tcPr>
-            <w:tcW w:type="dxa" w:w="1448"/>
+            <w:tcW w:type="dxa" w:w="1449"/>
           </w:tcPr>
           <w:p>
             <w:pPr>
@@ -2850,7 +2850,7 @@
         </w:tc>
         <w:tc>
           <w:tcPr>
-            <w:tcW w:type="dxa" w:w="1448"/>
+            <w:tcW w:type="dxa" w:w="1449"/>
           </w:tcPr>
           <w:p>
             <w:pPr>
@@ -2927,7 +2927,7 @@
         </w:tc>
         <w:tc>
           <w:tcPr>
-            <w:tcW w:type="dxa" w:w="1448"/>
+            <w:tcW w:type="dxa" w:w="1449"/>
           </w:tcPr>
           <w:p>
             <w:pPr>
@@ -3004,7 +3004,7 @@
         </w:tc>
         <w:tc>
           <w:tcPr>
-            <w:tcW w:type="dxa" w:w="1448"/>
+            <w:tcW w:type="dxa" w:w="1449"/>
           </w:tcPr>
           <w:p>
             <w:pPr>
@@ -3053,14 +3053,14 @@
     <w:tbl>
       <w:tblPr>
         <w:tblStyle w:val="TableGrid"/>
-        <w:tblW w:type="auto" w:w="0"/>
+        <w:tblW w:type="dxa" w:w="4925"/>
         <w:tblLayout w:type="fixed"/>
         <w:tblLook w:firstColumn="1" w:firstRow="1" w:lastColumn="0" w:lastRow="0" w:noHBand="0" w:noVBand="1" w:val="04A0"/>
       </w:tblPr>
       <w:tblGrid>
-        <w:gridCol w:w="3379"/>
-        <w:gridCol w:w="3379"/>
-        <w:gridCol w:w="3379"/>
+        <w:gridCol w:w="2028"/>
+        <w:gridCol w:w="1448"/>
+        <w:gridCol w:w="1449"/>
       </w:tblGrid>
       <w:tr>
         <w:tc>
@@ -3117,7 +3117,7 @@
         </w:tc>
         <w:tc>
           <w:tcPr>
-            <w:tcW w:type="dxa" w:w="1448"/>
+            <w:tcW w:type="dxa" w:w="1449"/>
           </w:tcPr>
           <w:p>
             <w:pPr>
@@ -3195,7 +3195,7 @@
         </w:tc>
         <w:tc>
           <w:tcPr>
-            <w:tcW w:type="dxa" w:w="1448"/>
+            <w:tcW w:type="dxa" w:w="1449"/>
           </w:tcPr>
           <w:p>
             <w:pPr>
@@ -3272,7 +3272,7 @@
         </w:tc>
         <w:tc>
           <w:tcPr>
-            <w:tcW w:type="dxa" w:w="1448"/>
+            <w:tcW w:type="dxa" w:w="1449"/>
           </w:tcPr>
           <w:p>
             <w:pPr>
@@ -3349,7 +3349,7 @@
         </w:tc>
         <w:tc>
           <w:tcPr>
-            <w:tcW w:type="dxa" w:w="1448"/>
+            <w:tcW w:type="dxa" w:w="1449"/>
           </w:tcPr>
           <w:p>
             <w:pPr>
@@ -3426,7 +3426,7 @@
         </w:tc>
         <w:tc>
           <w:tcPr>
-            <w:tcW w:type="dxa" w:w="1448"/>
+            <w:tcW w:type="dxa" w:w="1449"/>
           </w:tcPr>
           <w:p>
             <w:pPr>
@@ -3610,14 +3610,14 @@
     <w:tbl>
       <w:tblPr>
         <w:tblStyle w:val="TableGrid"/>
-        <w:tblW w:type="auto" w:w="0"/>
+        <w:tblW w:type="dxa" w:w="4925"/>
         <w:tblLayout w:type="fixed"/>
         <w:tblLook w:firstColumn="1" w:firstRow="1" w:lastColumn="0" w:lastRow="0" w:noHBand="0" w:noVBand="1" w:val="04A0"/>
       </w:tblPr>
       <w:tblGrid>
-        <w:gridCol w:w="3379"/>
-        <w:gridCol w:w="3379"/>
-        <w:gridCol w:w="3379"/>
+        <w:gridCol w:w="2318"/>
+        <w:gridCol w:w="1304"/>
+        <w:gridCol w:w="1303"/>
       </w:tblGrid>
       <w:tr>
         <w:tc>
@@ -3674,7 +3674,7 @@
         </w:tc>
         <w:tc>
           <w:tcPr>
-            <w:tcW w:type="dxa" w:w="1304"/>
+            <w:tcW w:type="dxa" w:w="1303"/>
           </w:tcPr>
           <w:p>
             <w:pPr>
@@ -3752,7 +3752,7 @@
         </w:tc>
         <w:tc>
           <w:tcPr>
-            <w:tcW w:type="dxa" w:w="1304"/>
+            <w:tcW w:type="dxa" w:w="1303"/>
           </w:tcPr>
           <w:p>
             <w:pPr>
@@ -3829,7 +3829,7 @@
         </w:tc>
         <w:tc>
           <w:tcPr>
-            <w:tcW w:type="dxa" w:w="1304"/>
+            <w:tcW w:type="dxa" w:w="1303"/>
           </w:tcPr>
           <w:p>
             <w:pPr>
@@ -3906,7 +3906,7 @@
         </w:tc>
         <w:tc>
           <w:tcPr>
-            <w:tcW w:type="dxa" w:w="1304"/>
+            <w:tcW w:type="dxa" w:w="1303"/>
           </w:tcPr>
           <w:p>
             <w:pPr>
@@ -3983,7 +3983,7 @@
         </w:tc>
         <w:tc>
           <w:tcPr>
-            <w:tcW w:type="dxa" w:w="1304"/>
+            <w:tcW w:type="dxa" w:w="1303"/>
           </w:tcPr>
           <w:p>
             <w:pPr>
@@ -4060,7 +4060,7 @@
         </w:tc>
         <w:tc>
           <w:tcPr>
-            <w:tcW w:type="dxa" w:w="1304"/>
+            <w:tcW w:type="dxa" w:w="1303"/>
           </w:tcPr>
           <w:p>
             <w:pPr>
@@ -4137,7 +4137,7 @@
         </w:tc>
         <w:tc>
           <w:tcPr>
-            <w:tcW w:type="dxa" w:w="1304"/>
+            <w:tcW w:type="dxa" w:w="1303"/>
           </w:tcPr>
           <w:p>
             <w:pPr>
@@ -4269,14 +4269,14 @@
     <w:tbl>
       <w:tblPr>
         <w:tblStyle w:val="TableGrid"/>
-        <w:tblW w:type="auto" w:w="0"/>
+        <w:tblW w:type="dxa" w:w="4925"/>
         <w:tblLayout w:type="fixed"/>
         <w:tblLook w:firstColumn="1" w:firstRow="1" w:lastColumn="0" w:lastRow="0" w:noHBand="0" w:noVBand="1" w:val="04A0"/>
       </w:tblPr>
       <w:tblGrid>
-        <w:gridCol w:w="3379"/>
-        <w:gridCol w:w="3379"/>
-        <w:gridCol w:w="3379"/>
+        <w:gridCol w:w="2318"/>
+        <w:gridCol w:w="1304"/>
+        <w:gridCol w:w="1303"/>
       </w:tblGrid>
       <w:tr>
         <w:tc>
@@ -4333,7 +4333,7 @@
         </w:tc>
         <w:tc>
           <w:tcPr>
-            <w:tcW w:type="dxa" w:w="1304"/>
+            <w:tcW w:type="dxa" w:w="1303"/>
           </w:tcPr>
           <w:p>
             <w:pPr>
@@ -4411,7 +4411,7 @@
         </w:tc>
         <w:tc>
           <w:tcPr>
-            <w:tcW w:type="dxa" w:w="1304"/>
+            <w:tcW w:type="dxa" w:w="1303"/>
           </w:tcPr>
           <w:p>
             <w:pPr>
@@ -4488,7 +4488,7 @@
         </w:tc>
         <w:tc>
           <w:tcPr>
-            <w:tcW w:type="dxa" w:w="1304"/>
+            <w:tcW w:type="dxa" w:w="1303"/>
           </w:tcPr>
           <w:p>
             <w:pPr>
@@ -4565,7 +4565,7 @@
         </w:tc>
         <w:tc>
           <w:tcPr>
-            <w:tcW w:type="dxa" w:w="1304"/>
+            <w:tcW w:type="dxa" w:w="1303"/>
           </w:tcPr>
           <w:p>
             <w:pPr>
@@ -4640,14 +4640,14 @@
     <w:tbl>
       <w:tblPr>
         <w:tblStyle w:val="TableGrid"/>
-        <w:tblW w:type="auto" w:w="0"/>
+        <w:tblW w:type="dxa" w:w="4925"/>
         <w:tblLayout w:type="fixed"/>
         <w:tblLook w:firstColumn="1" w:firstRow="1" w:lastColumn="0" w:lastRow="0" w:noHBand="0" w:noVBand="1" w:val="04A0"/>
       </w:tblPr>
       <w:tblGrid>
-        <w:gridCol w:w="3379"/>
-        <w:gridCol w:w="3379"/>
-        <w:gridCol w:w="3379"/>
+        <w:gridCol w:w="2173"/>
+        <w:gridCol w:w="1376"/>
+        <w:gridCol w:w="1376"/>
       </w:tblGrid>
       <w:tr>
         <w:tc>
@@ -5023,14 +5023,14 @@
     <w:tbl>
       <w:tblPr>
         <w:tblStyle w:val="TableGrid"/>
-        <w:tblW w:type="auto" w:w="0"/>
+        <w:tblW w:type="dxa" w:w="4925"/>
         <w:tblLayout w:type="fixed"/>
         <w:tblLook w:firstColumn="1" w:firstRow="1" w:lastColumn="0" w:lastRow="0" w:noHBand="0" w:noVBand="1" w:val="04A0"/>
       </w:tblPr>
       <w:tblGrid>
-        <w:gridCol w:w="3379"/>
-        <w:gridCol w:w="3379"/>
-        <w:gridCol w:w="3379"/>
+        <w:gridCol w:w="2173"/>
+        <w:gridCol w:w="1376"/>
+        <w:gridCol w:w="1376"/>
       </w:tblGrid>
       <w:tr>
         <w:tc>
@@ -5535,15 +5535,15 @@
     <w:tbl>
       <w:tblPr>
         <w:tblStyle w:val="TableGrid"/>
-        <w:tblW w:type="auto" w:w="0"/>
+        <w:tblW w:type="dxa" w:w="4925"/>
         <w:tblLayout w:type="fixed"/>
         <w:tblLook w:firstColumn="1" w:firstRow="1" w:lastColumn="0" w:lastRow="0" w:noHBand="0" w:noVBand="1" w:val="04A0"/>
       </w:tblPr>
       <w:tblGrid>
-        <w:gridCol w:w="2534"/>
-        <w:gridCol w:w="2534"/>
-        <w:gridCol w:w="2534"/>
-        <w:gridCol w:w="2534"/>
+        <w:gridCol w:w="1728"/>
+        <w:gridCol w:w="1123"/>
+        <w:gridCol w:w="1123"/>
+        <w:gridCol w:w="951"/>
       </w:tblGrid>
       <w:tr>
         <w:tc>
@@ -5626,7 +5626,7 @@
         </w:tc>
         <w:tc>
           <w:tcPr>
-            <w:tcW w:type="dxa" w:w="950"/>
+            <w:tcW w:type="dxa" w:w="951"/>
           </w:tcPr>
           <w:p>
             <w:pPr>
@@ -5729,7 +5729,7 @@
         </w:tc>
         <w:tc>
           <w:tcPr>
-            <w:tcW w:type="dxa" w:w="950"/>
+            <w:tcW w:type="dxa" w:w="951"/>
           </w:tcPr>
           <w:p>
             <w:pPr>
@@ -5831,7 +5831,7 @@
         </w:tc>
         <w:tc>
           <w:tcPr>
-            <w:tcW w:type="dxa" w:w="950"/>
+            <w:tcW w:type="dxa" w:w="951"/>
           </w:tcPr>
           <w:p>
             <w:pPr>
@@ -5880,14 +5880,14 @@
     <w:tbl>
       <w:tblPr>
         <w:tblStyle w:val="TableGrid"/>
-        <w:tblW w:type="auto" w:w="0"/>
+        <w:tblW w:type="dxa" w:w="4925"/>
         <w:tblLayout w:type="fixed"/>
         <w:tblLook w:firstColumn="1" w:firstRow="1" w:lastColumn="0" w:lastRow="0" w:noHBand="0" w:noVBand="1" w:val="04A0"/>
       </w:tblPr>
       <w:tblGrid>
-        <w:gridCol w:w="3379"/>
-        <w:gridCol w:w="3379"/>
-        <w:gridCol w:w="3379"/>
+        <w:gridCol w:w="2173"/>
+        <w:gridCol w:w="1376"/>
+        <w:gridCol w:w="1376"/>
       </w:tblGrid>
       <w:tr>
         <w:tc>
@@ -6432,15 +6432,15 @@
     <w:tbl>
       <w:tblPr>
         <w:tblStyle w:val="TableGrid"/>
-        <w:tblW w:type="auto" w:w="0"/>
+        <w:tblW w:type="dxa" w:w="4925"/>
         <w:tblLayout w:type="fixed"/>
         <w:tblLook w:firstColumn="1" w:firstRow="1" w:lastColumn="0" w:lastRow="0" w:noHBand="0" w:noVBand="1" w:val="04A0"/>
       </w:tblPr>
       <w:tblGrid>
-        <w:gridCol w:w="2534"/>
-        <w:gridCol w:w="2534"/>
-        <w:gridCol w:w="2534"/>
-        <w:gridCol w:w="2534"/>
+        <w:gridCol w:w="1944"/>
+        <w:gridCol w:w="936"/>
+        <w:gridCol w:w="1080"/>
+        <w:gridCol w:w="965"/>
       </w:tblGrid>
       <w:tr>
         <w:tc>
@@ -6943,16 +6943,16 @@
     <w:tbl>
       <w:tblPr>
         <w:tblStyle w:val="TableGrid"/>
-        <w:tblW w:type="auto" w:w="0"/>
+        <w:tblW w:type="dxa" w:w="4925"/>
         <w:tblLayout w:type="fixed"/>
         <w:tblLook w:firstColumn="1" w:firstRow="1" w:lastColumn="0" w:lastRow="0" w:noHBand="0" w:noVBand="1" w:val="04A0"/>
       </w:tblPr>
       <w:tblGrid>
-        <w:gridCol w:w="2027"/>
-        <w:gridCol w:w="2027"/>
-        <w:gridCol w:w="2027"/>
-        <w:gridCol w:w="2027"/>
-        <w:gridCol w:w="2027"/>
+        <w:gridCol w:w="1440"/>
+        <w:gridCol w:w="893"/>
+        <w:gridCol w:w="864"/>
+        <w:gridCol w:w="893"/>
+        <w:gridCol w:w="835"/>
       </w:tblGrid>
       <w:tr>
         <w:tc>
@@ -9533,9 +9533,6 @@
     <w:rsid w:val="002408C8"/>
     <w:pPr>
       <w:keepNext/>
-      <w:numPr>
-        <w:numId w:val="1"/>
-      </w:numPr>
       <w:spacing w:before="240" w:after="80"/>
       <w:jc w:val="center"/>
       <w:outlineLvl w:val="0"/>
@@ -9553,10 +9550,6 @@
     <w:rsid w:val="002408C8"/>
     <w:pPr>
       <w:keepNext/>
-      <w:numPr>
-        <w:ilvl w:val="1"/>
-        <w:numId w:val="1"/>
-      </w:numPr>
       <w:spacing w:before="120" w:after="60"/>
       <w:outlineLvl w:val="1"/>
     </w:pPr>
@@ -9573,10 +9566,6 @@
     <w:rsid w:val="002408C8"/>
     <w:pPr>
       <w:keepNext/>
-      <w:numPr>
-        <w:ilvl w:val="2"/>
-        <w:numId w:val="1"/>
-      </w:numPr>
       <w:outlineLvl w:val="2"/>
     </w:pPr>
     <w:rPr>

--- a/paper/Explainable_ChestXray_Paper_IJSR.docx
+++ b/paper/Explainable_ChestXray_Paper_IJSR.docx
@@ -28,7 +28,7 @@
           <w:b/>
           <w:sz w:val="22"/>
         </w:rPr>
-        <w:t>Ardhendu</w:t>
+        <w:t>Ardhendu Debnath</w:t>
       </w:r>
     </w:p>
     <w:p>
@@ -8160,6 +8160,17 @@
         </w:rPr>
         <w:t>[11] J. Adebayo, J. Gilmer, M. Muelly, I. Goodfellow, M. Hardt, and B. Kim, “Sanity Checks for Saliency Maps,” Advances in Neural Information Processing Systems (NeurIPS), 2018.</w:t>
       </w:r>
+    </w:p>
+    <w:p>
+      <w:pPr>
+        <w:sectPr>
+          <w:type w:val="continuous"/>
+          <w:pgSz w:w="11907" w:h="16839" w:code="9"/>
+          <w:pgMar w:top="1008" w:right="806" w:bottom="1008" w:left="965" w:header="144" w:footer="432" w:gutter="0"/>
+          <w:cols w:num="2" w:space="288"/>
+          <w:docGrid w:linePitch="272"/>
+        </w:sectPr>
+      </w:pPr>
     </w:p>
     <w:sectPr>
       <w:type w:val="continuous"/>

--- a/paper/Explainable_ChestXray_Paper_IJSR.docx
+++ b/paper/Explainable_ChestXray_Paper_IJSR.docx
@@ -42,6 +42,19 @@
           <w:sz w:val="18"/>
         </w:rPr>
         <w:t>Department of Computer Science Engineering (AI &amp; ML), Jain University, Bengaluru, India</w:t>
+      </w:r>
+    </w:p>
+    <w:p>
+      <w:pPr>
+        <w:jc w:val="center"/>
+      </w:pPr>
+      <w:r>
+        <w:rPr>
+          <w:rFonts w:ascii="Times New Roman" w:hAnsi="Times New Roman"/>
+          <w:b w:val="0"/>
+          <w:sz w:val="18"/>
+        </w:rPr>
+        <w:t>ardhendudebnath660@gmail.com</w:t>
       </w:r>
     </w:p>
     <w:p>
@@ -8159,6 +8172,32 @@
           <w:sz w:val="18"/>
         </w:rPr>
         <w:t>[11] J. Adebayo, J. Gilmer, M. Muelly, I. Goodfellow, M. Hardt, and B. Kim, “Sanity Checks for Saliency Maps,” Advances in Neural Information Processing Systems (NeurIPS), 2018.</w:t>
+      </w:r>
+    </w:p>
+    <w:p>
+      <w:pPr>
+        <w:pStyle w:val="Heading1"/>
+        <w:jc w:val="left"/>
+      </w:pPr>
+      <w:r>
+        <w:rPr>
+          <w:rFonts w:ascii="Times New Roman" w:hAnsi="Times New Roman"/>
+          <w:b/>
+          <w:sz w:val="24"/>
+        </w:rPr>
+        <w:t>Author Profile</w:t>
+      </w:r>
+    </w:p>
+    <w:p>
+      <w:pPr>
+        <w:pStyle w:val="AutoBiography"/>
+      </w:pPr>
+      <w:r>
+        <w:rPr>
+          <w:rFonts w:ascii="Times New Roman" w:hAnsi="Times New Roman"/>
+          <w:sz w:val="18"/>
+        </w:rPr>
+        <w:t>Ardhendu Debnath is with the Department of Computer Science Engineering (AI &amp; ML), Jain University, Bengaluru, India. His research interests include explainable artificial intelligence, medical image classification, and the evaluation of explanation methods — in particular the question this paper takes up, of what a visual or feature-level explanation establishes about a classifier when the dataset itself carries a confound. [EDIT BEFORE SUBMISSION: add your degree programme and year, and any prior degrees or positions.]</w:t>
       </w:r>
     </w:p>
     <w:p>

--- a/paper/Explainable_ChestXray_Paper_IJSR.docx
+++ b/paper/Explainable_ChestXray_Paper_IJSR.docx
@@ -8197,7 +8197,7 @@
           <w:rFonts w:ascii="Times New Roman" w:hAnsi="Times New Roman"/>
           <w:sz w:val="18"/>
         </w:rPr>
-        <w:t>Ardhendu Debnath is with the Department of Computer Science Engineering (AI &amp; ML), Jain University, Bengaluru, India. His research interests include explainable artificial intelligence, medical image classification, and the evaluation of explanation methods — in particular the question this paper takes up, of what a visual or feature-level explanation establishes about a classifier when the dataset itself carries a confound. [EDIT BEFORE SUBMISSION: add your degree programme and year, and any prior degrees or positions.]</w:t>
+        <w:t>Ardhendu Debnath is with the Department of Computer Science Engineering (AI &amp; ML), Jain University, Bengaluru, India. His research interests include explainable artificial intelligence, medical image classification, and the evaluation of explanation methods — in particular the question this paper takes up, of what a visual or feature-level explanation establishes about a classifier when the dataset itself carries a confound.</w:t>
       </w:r>
     </w:p>
     <w:p>
